--- a/Спецификация и план разработки.docx
+++ b/Спецификация и план разработки.docx
@@ -300,7 +300,7 @@
           <w:rtl w:val="0"/>
         </w:rPr>
         <w:tab/>
-        <w:t xml:space="preserve">В верхней части окна  должны располагаться несколько строк меню, содержащее пункты для работы с вершинами: “Add Node”, “Delete Node”; пункты для работы с ребрами: “Add Edge”, “Delete Edge”, “Edit Weight”. В правой части верхних двух строк меню будут расположены кнопки для добавления графа из файла и сохранения результата работы алгоритма в файл: “Save Graph” и “Insert Graph”. Ниже кнопок для редактирования графа будут расположены кнопки для генерации случайного графа, запуска алгоритма, управления выполнением шагов и кнопка очистки результата: “Generate Graph”, “Run Kruskal”, “Prev Step”, “Next Step” и “Clean”. Кнопка “Info” в нижней части окна приложения выводит краткую справку по работе с приложением и описание алгоритма.</w:t>
+        <w:t xml:space="preserve">В верхней части окна  должны располагаться несколько строк меню, содержащее пункты для работы с вершинами: "Add Node", "Delete Node"; пункты для работы с ребрами: "Add Edge", "Delete Edge", "Edit Weight". В правой части верхних двух строк меню будут расположены кнопки для добавления графа из файла и сохранения результата работы алгоритма в файл: "Save Graph" и "Insert Graph". Ниже кнопок для редактирования графа будут расположены кнопки для генерации случайного графа, запуска алгоритма, управления выполнением шагов при пошаговом выполнении и кнопка очистки результата: "Generate Graph", "Run Kruskal", "Prev Step", "Next Step" и "Clean". Кнопка "Info" в нижней части окна приложения выводит краткую справку по работе с приложением и описание алгоритма.</w:t>
       </w:r>
     </w:p>
     <w:p>
@@ -325,7 +325,188 @@
           <w:rtl w:val="0"/>
         </w:rPr>
         <w:tab/>
-        <w:t xml:space="preserve">Центральную часть окна занимают три холста, расположенных горизонтально рядом друг с другом. Левый холст “Original Graph” предназначен для работы с исходным графом: на нём пользователь создаёт и редактирует граф, а также наблюдает за тем, какие рёбра рассматриваются алгоритмом в текущий момент. Второй холст “MST” используется для визуализации результата: на нём постепенно строится минимальное остовное дерево. В начале работы алгоритма на втором холсте отображаются все вершины исходного графа в тех же позициях, что и на левом холсте, но без единого ребра. По мере выполнения алгоритма на правом холсте появляются ребра, вошедшие в минимальное остовное дерево. Третий холст подписывается как “Steps” и будет служить для текстового отображения результатов работы алгоритма</w:t>
+        <w:t xml:space="preserve">Взаимодействие пользователя с графом осуществляется посредством режимов работы, активируемых соответствующими кнопками панели управления. Для создания вершин необходимо перейти в режим "Add Node", после чего вершины добавляются на холст "Original Graph" нажатием левой кнопки мыши в требуемых местах. Аналогичным образом работают режимы "Delete Node", "</w:t>
+      </w:r>
+      <w:r>
+        <w:rPr>
+          <w:rFonts w:ascii="Times New Roman" w:cs="Times New Roman" w:eastAsia="Times New Roman" w:hAnsi="Times New Roman"/>
+          <w:sz w:val="28"/>
+          <w:szCs w:val="28"/>
+          <w:rtl w:val="0"/>
+        </w:rPr>
+        <w:t xml:space="preserve">Add Edge"</w:t>
+      </w:r>
+      <w:r>
+        <w:rPr>
+          <w:rFonts w:ascii="Times New Roman" w:cs="Times New Roman" w:eastAsia="Times New Roman" w:hAnsi="Times New Roman"/>
+          <w:sz w:val="28"/>
+          <w:szCs w:val="28"/>
+          <w:rtl w:val="0"/>
+        </w:rPr>
+        <w:t xml:space="preserve">, "Delete Edge" и "</w:t>
+      </w:r>
+      <w:r>
+        <w:rPr>
+          <w:rFonts w:ascii="Times New Roman" w:cs="Times New Roman" w:eastAsia="Times New Roman" w:hAnsi="Times New Roman"/>
+          <w:sz w:val="28"/>
+          <w:szCs w:val="28"/>
+          <w:rtl w:val="0"/>
+        </w:rPr>
+        <w:t xml:space="preserve">Edit Weight"</w:t>
+      </w:r>
+      <w:r>
+        <w:rPr>
+          <w:rFonts w:ascii="Times New Roman" w:cs="Times New Roman" w:eastAsia="Times New Roman" w:hAnsi="Times New Roman"/>
+          <w:sz w:val="28"/>
+          <w:szCs w:val="28"/>
+          <w:rtl w:val="0"/>
+        </w:rPr>
+        <w:t xml:space="preserve">. Для добавления ребер необходимо перейти в режим "Add Edge" нажатием соответствующей кнопки и выбрать две вершины в качестве инцидентных ребру. Чтобы удалить вершину или ребро, необходимо перейти в желаемый режим нажатием соответствующей кнопки и нажатием ЛКМ по объекту (вершине или ребру) осуществить действие. Чтобы добавить ребру вес, нужно перейти в режим "Edit Weight", нажать на ребро и ввести желаемый вес. Функциональное назначение остальных элементов управления приведено ниже. </w:t>
+      </w:r>
+    </w:p>
+    <w:p>
+      <w:pPr>
+        <w:tabs>
+          <w:tab w:val="left" w:leader="none" w:pos="709"/>
+        </w:tabs>
+        <w:spacing w:line="360" w:lineRule="auto"/>
+        <w:ind w:left="0" w:firstLine="0"/>
+        <w:jc w:val="both"/>
+        <w:rPr>
+          <w:rFonts w:ascii="Times New Roman" w:cs="Times New Roman" w:eastAsia="Times New Roman" w:hAnsi="Times New Roman"/>
+          <w:sz w:val="28"/>
+          <w:szCs w:val="28"/>
+        </w:rPr>
+      </w:pPr>
+      <w:r>
+        <w:rPr>
+          <w:rFonts w:ascii="Times New Roman" w:cs="Times New Roman" w:eastAsia="Times New Roman" w:hAnsi="Times New Roman"/>
+          <w:sz w:val="28"/>
+          <w:szCs w:val="28"/>
+          <w:rtl w:val="0"/>
+        </w:rPr>
+        <w:tab/>
+        <w:t xml:space="preserve">"</w:t>
+      </w:r>
+      <w:r>
+        <w:rPr>
+          <w:rFonts w:ascii="Times New Roman" w:cs="Times New Roman" w:eastAsia="Times New Roman" w:hAnsi="Times New Roman"/>
+          <w:sz w:val="28"/>
+          <w:szCs w:val="28"/>
+          <w:rtl w:val="0"/>
+        </w:rPr>
+        <w:t xml:space="preserve">Save Graph"</w:t>
+      </w:r>
+      <w:r>
+        <w:rPr>
+          <w:rFonts w:ascii="Times New Roman" w:cs="Times New Roman" w:eastAsia="Times New Roman" w:hAnsi="Times New Roman"/>
+          <w:sz w:val="28"/>
+          <w:szCs w:val="28"/>
+          <w:rtl w:val="0"/>
+        </w:rPr>
+        <w:t xml:space="preserve"> - сохраняет текущий граф в текстовый файл. При сохранении в первой строке файла записывается количество вершин графа, а в последующих строках - список рёбер с указанием номеров соединяемых вершин и соответствующих весов. Полученный файл может быть использован для последующей загрузки графа в приложение.</w:t>
+      </w:r>
+      <w:r>
+        <w:rPr>
+          <w:rFonts w:ascii="Times New Roman" w:cs="Times New Roman" w:eastAsia="Times New Roman" w:hAnsi="Times New Roman"/>
+          <w:sz w:val="28"/>
+          <w:szCs w:val="28"/>
+          <w:rtl w:val="0"/>
+        </w:rPr>
+        <w:t xml:space="preserve"> "Insert Graph"</w:t>
+      </w:r>
+      <w:r>
+        <w:rPr>
+          <w:rFonts w:ascii="Times New Roman" w:cs="Times New Roman" w:eastAsia="Times New Roman" w:hAnsi="Times New Roman"/>
+          <w:sz w:val="28"/>
+          <w:szCs w:val="28"/>
+          <w:rtl w:val="0"/>
+        </w:rPr>
+        <w:t xml:space="preserve"> - загружает граф из текстового файла. После выбора файла программа считывает количество вершин и список рёбер с их весами, после чего автоматически отображает загруженный граф на холсте "</w:t>
+      </w:r>
+      <w:r>
+        <w:rPr>
+          <w:rFonts w:ascii="Times New Roman" w:cs="Times New Roman" w:eastAsia="Times New Roman" w:hAnsi="Times New Roman"/>
+          <w:sz w:val="28"/>
+          <w:szCs w:val="28"/>
+          <w:rtl w:val="0"/>
+        </w:rPr>
+        <w:t xml:space="preserve">Original Graph".</w:t>
+      </w:r>
+    </w:p>
+    <w:p>
+      <w:pPr>
+        <w:tabs>
+          <w:tab w:val="left" w:leader="none" w:pos="709"/>
+        </w:tabs>
+        <w:spacing w:line="360" w:lineRule="auto"/>
+        <w:ind w:left="0" w:firstLine="0"/>
+        <w:jc w:val="both"/>
+        <w:rPr>
+          <w:rFonts w:ascii="Times New Roman" w:cs="Times New Roman" w:eastAsia="Times New Roman" w:hAnsi="Times New Roman"/>
+          <w:sz w:val="28"/>
+          <w:szCs w:val="28"/>
+        </w:rPr>
+      </w:pPr>
+      <w:r>
+        <w:rPr>
+          <w:rFonts w:ascii="Times New Roman" w:cs="Times New Roman" w:eastAsia="Times New Roman" w:hAnsi="Times New Roman"/>
+          <w:sz w:val="28"/>
+          <w:szCs w:val="28"/>
+          <w:rtl w:val="0"/>
+        </w:rPr>
+        <w:tab/>
+        <w:t xml:space="preserve">Для ускорения подготовки тестовых данных в приложении предусмотрена функция автоматической генерации графа. "Generate Graph" - автоматически создаёт случайный связный взвешенный граф. После нажатия кнопки программа генерирует граф с произвольным количеством вершин (для удобства демонстрации выбран диапазон значений 4 &lt;= N &lt;= 12), рёбер и случайными значениями весов без возможности настройки, после чего отображает его на холсте "Original Graph".</w:t>
+      </w:r>
+    </w:p>
+    <w:p>
+      <w:pPr>
+        <w:tabs>
+          <w:tab w:val="left" w:leader="none" w:pos="709"/>
+        </w:tabs>
+        <w:spacing w:line="360" w:lineRule="auto"/>
+        <w:ind w:left="0" w:firstLine="0"/>
+        <w:jc w:val="both"/>
+        <w:rPr>
+          <w:rFonts w:ascii="Times New Roman" w:cs="Times New Roman" w:eastAsia="Times New Roman" w:hAnsi="Times New Roman"/>
+          <w:sz w:val="28"/>
+          <w:szCs w:val="28"/>
+        </w:rPr>
+      </w:pPr>
+      <w:r>
+        <w:rPr>
+          <w:rFonts w:ascii="Times New Roman" w:cs="Times New Roman" w:eastAsia="Times New Roman" w:hAnsi="Times New Roman"/>
+          <w:sz w:val="28"/>
+          <w:szCs w:val="28"/>
+          <w:rtl w:val="0"/>
+        </w:rPr>
+        <w:tab/>
+        <w:t xml:space="preserve">После создания или загрузки графа пользователь может приступить к выполнению алгоритма Краскала. Для управления процессом выполнения алгоритма предусмотрены следующие элементы интерфейса. "Run Kruskal" - запускает автоматическое выполнение алгоритма Краскала. В автоматическом режиме переход между последовательными шагами осуществляется с фиксированным интервалом, равным 2 секундам (в процессе разработки и тестирования возможно изменение этого значения для повышения удобства). В процессе выполнения на холсте "Original Graph" подсвечиваются рассматриваемые рёбра, на холсте "MST" последовательно формируется минимальное остовное дерево, а в области "Steps" отображается текстовое описание каждого выполненного шага.</w:t>
+      </w:r>
+    </w:p>
+    <w:p>
+      <w:pPr>
+        <w:tabs>
+          <w:tab w:val="left" w:leader="none" w:pos="709"/>
+        </w:tabs>
+        <w:spacing w:line="360" w:lineRule="auto"/>
+        <w:ind w:left="0" w:firstLine="0"/>
+        <w:jc w:val="both"/>
+        <w:rPr>
+          <w:rFonts w:ascii="Times New Roman" w:cs="Times New Roman" w:eastAsia="Times New Roman" w:hAnsi="Times New Roman"/>
+          <w:sz w:val="28"/>
+          <w:szCs w:val="28"/>
+        </w:rPr>
+      </w:pPr>
+      <w:r>
+        <w:rPr>
+          <w:rFonts w:ascii="Times New Roman" w:cs="Times New Roman" w:eastAsia="Times New Roman" w:hAnsi="Times New Roman"/>
+          <w:sz w:val="28"/>
+          <w:szCs w:val="28"/>
+          <w:rtl w:val="0"/>
+        </w:rPr>
+        <w:tab/>
+        <w:t xml:space="preserve">Центральную часть окна занимают три холста, расположенных горизонтально рядом друг с другом. Левый холст "Original Graph" предназначен для работы с исходным графом: на нём пользователь создаёт и редактирует граф, а также наблюдает за тем, какие рёбра рассматриваются алгоритмом в текущий момент. Второй холст "MST" используется для визуализации результата: на нём постепенно строится минимальное остовное дерево. В начале работы алгоритма на втором холсте отображаются все вершины исходного графа в тех же позициях, что и на левом холсте, но без единого ребра. По мере выполнения алгоритма на правом холсте появляются ребра, вошедшие в минимальное остовное дерево. Третий холст подписывается как "Steps" и будет служить для текстового отображения результатов работы алгоритма</w:t>
       </w:r>
     </w:p>
     <w:p>
@@ -443,21 +624,21 @@
           <w:rtl w:val="0"/>
         </w:rPr>
         <w:tab/>
-        <w:t xml:space="preserve">Формат файла. Первая непустая строка должна содержать количество вершин - целое число, большее нуля. Последующие строки должны содержать информацию о ребрах в формате &lt;вершина1 вершина2 вес&gt;. Идентификаторы вершин - целые числа от 0 до N-1, где N - количество вершин графа. Вес ребра - положительное целое число. Разделители - пробелы. Пустые строки и комментарии должны игнорироваться.</w:t>
-      </w:r>
-    </w:p>
-    <w:p>
-      <w:pPr>
-        <w:tabs>
-          <w:tab w:val="left" w:leader="none" w:pos="709"/>
-        </w:tabs>
-        <w:spacing w:line="360" w:lineRule="auto"/>
-        <w:ind w:left="0" w:firstLine="0"/>
-        <w:jc w:val="both"/>
-        <w:rPr>
-          <w:rFonts w:ascii="Times New Roman" w:cs="Times New Roman" w:eastAsia="Times New Roman" w:hAnsi="Times New Roman"/>
-          <w:sz w:val="28"/>
-          <w:szCs w:val="28"/>
+        <w:t xml:space="preserve">Формат файла. Первая строка должна содержать количество вершин - целое число, большее нуля. Последующие строки должны содержать информацию о ребрах в формате &lt;вершина1 вершина2 вес&gt;. Идентификаторы вершин - целые числа от 0 до N-1, где N - количество вершин графа. Вес ребра - положительное целое число. Разделители - пробелы. Файл не должен содержать никаких дополнительных символов, текстовых комментариев или иных данных. Пустые строки допускаются и при чтении файла игнорируются.</w:t>
+      </w:r>
+    </w:p>
+    <w:p>
+      <w:pPr>
+        <w:tabs>
+          <w:tab w:val="left" w:leader="none" w:pos="709"/>
+        </w:tabs>
+        <w:spacing w:line="360" w:lineRule="auto"/>
+        <w:ind w:left="0" w:firstLine="0"/>
+        <w:jc w:val="both"/>
+        <w:rPr>
+          <w:rFonts w:ascii="Courier New" w:cs="Courier New" w:eastAsia="Courier New" w:hAnsi="Courier New"/>
+          <w:sz w:val="20"/>
+          <w:szCs w:val="20"/>
         </w:rPr>
       </w:pPr>
       <w:r>
@@ -469,26 +650,27 @@
         </w:rPr>
         <w:t xml:space="preserve">Пример формата файла: </w:t>
       </w:r>
-    </w:p>
-    <w:p>
-      <w:pPr>
-        <w:tabs>
-          <w:tab w:val="left" w:leader="none" w:pos="709"/>
-        </w:tabs>
-        <w:spacing w:line="360" w:lineRule="auto"/>
-        <w:ind w:left="0" w:firstLine="0"/>
-        <w:jc w:val="both"/>
-        <w:rPr>
-          <w:rFonts w:ascii="Courier New" w:cs="Courier New" w:eastAsia="Courier New" w:hAnsi="Courier New"/>
-          <w:sz w:val="20"/>
-          <w:szCs w:val="20"/>
-        </w:rPr>
-      </w:pPr>
-      <w:r>
-        <w:rPr>
-          <w:rFonts w:ascii="Courier New" w:cs="Courier New" w:eastAsia="Courier New" w:hAnsi="Courier New"/>
-          <w:sz w:val="20"/>
-          <w:szCs w:val="20"/>
+      <w:r>
+        <w:rPr>
+          <w:rtl w:val="0"/>
+        </w:rPr>
+      </w:r>
+    </w:p>
+    <w:p>
+      <w:pPr>
+        <w:tabs>
+          <w:tab w:val="left" w:leader="none" w:pos="709"/>
+        </w:tabs>
+        <w:spacing w:line="240" w:lineRule="auto"/>
+        <w:ind w:left="0" w:firstLine="0"/>
+        <w:jc w:val="both"/>
+        <w:rPr>
+          <w:rFonts w:ascii="Courier New" w:cs="Courier New" w:eastAsia="Courier New" w:hAnsi="Courier New"/>
+        </w:rPr>
+      </w:pPr>
+      <w:r>
+        <w:rPr>
+          <w:rFonts w:ascii="Courier New" w:cs="Courier New" w:eastAsia="Courier New" w:hAnsi="Courier New"/>
           <w:rtl w:val="0"/>
         </w:rPr>
         <w:t xml:space="preserve">5</w:t>
@@ -499,68 +681,56 @@
         <w:tabs>
           <w:tab w:val="left" w:leader="none" w:pos="709"/>
         </w:tabs>
-        <w:spacing w:line="360" w:lineRule="auto"/>
-        <w:ind w:left="0" w:firstLine="0"/>
-        <w:jc w:val="both"/>
-        <w:rPr>
-          <w:rFonts w:ascii="Courier New" w:cs="Courier New" w:eastAsia="Courier New" w:hAnsi="Courier New"/>
-          <w:sz w:val="20"/>
-          <w:szCs w:val="20"/>
-        </w:rPr>
-      </w:pPr>
-      <w:r>
-        <w:rPr>
-          <w:rFonts w:ascii="Courier New" w:cs="Courier New" w:eastAsia="Courier New" w:hAnsi="Courier New"/>
-          <w:sz w:val="20"/>
-          <w:szCs w:val="20"/>
-          <w:rtl w:val="0"/>
-        </w:rPr>
-        <w:t xml:space="preserve">0 1 4 </w:t>
-      </w:r>
-    </w:p>
-    <w:p>
-      <w:pPr>
-        <w:tabs>
-          <w:tab w:val="left" w:leader="none" w:pos="709"/>
-        </w:tabs>
-        <w:spacing w:line="360" w:lineRule="auto"/>
-        <w:ind w:left="0" w:firstLine="0"/>
-        <w:jc w:val="both"/>
-        <w:rPr>
-          <w:rFonts w:ascii="Courier New" w:cs="Courier New" w:eastAsia="Courier New" w:hAnsi="Courier New"/>
-          <w:sz w:val="20"/>
-          <w:szCs w:val="20"/>
-        </w:rPr>
-      </w:pPr>
-      <w:r>
-        <w:rPr>
-          <w:rFonts w:ascii="Courier New" w:cs="Courier New" w:eastAsia="Courier New" w:hAnsi="Courier New"/>
-          <w:sz w:val="20"/>
-          <w:szCs w:val="20"/>
-          <w:rtl w:val="0"/>
-        </w:rPr>
-        <w:t xml:space="preserve">0 2 3 </w:t>
-      </w:r>
-    </w:p>
-    <w:p>
-      <w:pPr>
-        <w:tabs>
-          <w:tab w:val="left" w:leader="none" w:pos="709"/>
-        </w:tabs>
-        <w:spacing w:line="360" w:lineRule="auto"/>
-        <w:ind w:left="0" w:firstLine="0"/>
-        <w:jc w:val="both"/>
-        <w:rPr>
-          <w:rFonts w:ascii="Courier New" w:cs="Courier New" w:eastAsia="Courier New" w:hAnsi="Courier New"/>
-          <w:sz w:val="20"/>
-          <w:szCs w:val="20"/>
-        </w:rPr>
-      </w:pPr>
-      <w:r>
-        <w:rPr>
-          <w:rFonts w:ascii="Courier New" w:cs="Courier New" w:eastAsia="Courier New" w:hAnsi="Courier New"/>
-          <w:sz w:val="20"/>
-          <w:szCs w:val="20"/>
+        <w:spacing w:line="240" w:lineRule="auto"/>
+        <w:ind w:left="0" w:firstLine="0"/>
+        <w:jc w:val="both"/>
+        <w:rPr>
+          <w:rFonts w:ascii="Courier New" w:cs="Courier New" w:eastAsia="Courier New" w:hAnsi="Courier New"/>
+        </w:rPr>
+      </w:pPr>
+      <w:r>
+        <w:rPr>
+          <w:rFonts w:ascii="Courier New" w:cs="Courier New" w:eastAsia="Courier New" w:hAnsi="Courier New"/>
+          <w:rtl w:val="0"/>
+        </w:rPr>
+        <w:t xml:space="preserve">0 1 4</w:t>
+      </w:r>
+    </w:p>
+    <w:p>
+      <w:pPr>
+        <w:tabs>
+          <w:tab w:val="left" w:leader="none" w:pos="709"/>
+        </w:tabs>
+        <w:spacing w:line="240" w:lineRule="auto"/>
+        <w:ind w:left="0" w:firstLine="0"/>
+        <w:jc w:val="both"/>
+        <w:rPr>
+          <w:rFonts w:ascii="Courier New" w:cs="Courier New" w:eastAsia="Courier New" w:hAnsi="Courier New"/>
+        </w:rPr>
+      </w:pPr>
+      <w:r>
+        <w:rPr>
+          <w:rFonts w:ascii="Courier New" w:cs="Courier New" w:eastAsia="Courier New" w:hAnsi="Courier New"/>
+          <w:rtl w:val="0"/>
+        </w:rPr>
+        <w:t xml:space="preserve">0 2 3</w:t>
+      </w:r>
+    </w:p>
+    <w:p>
+      <w:pPr>
+        <w:tabs>
+          <w:tab w:val="left" w:leader="none" w:pos="709"/>
+        </w:tabs>
+        <w:spacing w:line="240" w:lineRule="auto"/>
+        <w:ind w:left="0" w:firstLine="0"/>
+        <w:jc w:val="both"/>
+        <w:rPr>
+          <w:rFonts w:ascii="Courier New" w:cs="Courier New" w:eastAsia="Courier New" w:hAnsi="Courier New"/>
+        </w:rPr>
+      </w:pPr>
+      <w:r>
+        <w:rPr>
+          <w:rFonts w:ascii="Courier New" w:cs="Courier New" w:eastAsia="Courier New" w:hAnsi="Courier New"/>
           <w:rtl w:val="0"/>
         </w:rPr>
         <w:t xml:space="preserve">1 2 1</w:t>
@@ -571,20 +741,16 @@
         <w:tabs>
           <w:tab w:val="left" w:leader="none" w:pos="709"/>
         </w:tabs>
-        <w:spacing w:line="360" w:lineRule="auto"/>
-        <w:ind w:left="0" w:firstLine="0"/>
-        <w:jc w:val="both"/>
-        <w:rPr>
-          <w:rFonts w:ascii="Courier New" w:cs="Courier New" w:eastAsia="Courier New" w:hAnsi="Courier New"/>
-          <w:sz w:val="20"/>
-          <w:szCs w:val="20"/>
-        </w:rPr>
-      </w:pPr>
-      <w:r>
-        <w:rPr>
-          <w:rFonts w:ascii="Courier New" w:cs="Courier New" w:eastAsia="Courier New" w:hAnsi="Courier New"/>
-          <w:sz w:val="20"/>
-          <w:szCs w:val="20"/>
+        <w:spacing w:line="240" w:lineRule="auto"/>
+        <w:ind w:left="0" w:firstLine="0"/>
+        <w:jc w:val="both"/>
+        <w:rPr>
+          <w:rFonts w:ascii="Courier New" w:cs="Courier New" w:eastAsia="Courier New" w:hAnsi="Courier New"/>
+        </w:rPr>
+      </w:pPr>
+      <w:r>
+        <w:rPr>
+          <w:rFonts w:ascii="Courier New" w:cs="Courier New" w:eastAsia="Courier New" w:hAnsi="Courier New"/>
           <w:rtl w:val="0"/>
         </w:rPr>
         <w:t xml:space="preserve">1 3 2</w:t>
@@ -595,20 +761,16 @@
         <w:tabs>
           <w:tab w:val="left" w:leader="none" w:pos="709"/>
         </w:tabs>
-        <w:spacing w:line="360" w:lineRule="auto"/>
-        <w:ind w:left="0" w:firstLine="0"/>
-        <w:jc w:val="both"/>
-        <w:rPr>
-          <w:rFonts w:ascii="Courier New" w:cs="Courier New" w:eastAsia="Courier New" w:hAnsi="Courier New"/>
-          <w:sz w:val="20"/>
-          <w:szCs w:val="20"/>
-        </w:rPr>
-      </w:pPr>
-      <w:r>
-        <w:rPr>
-          <w:rFonts w:ascii="Courier New" w:cs="Courier New" w:eastAsia="Courier New" w:hAnsi="Courier New"/>
-          <w:sz w:val="20"/>
-          <w:szCs w:val="20"/>
+        <w:spacing w:line="240" w:lineRule="auto"/>
+        <w:ind w:left="0" w:firstLine="0"/>
+        <w:jc w:val="both"/>
+        <w:rPr>
+          <w:rFonts w:ascii="Courier New" w:cs="Courier New" w:eastAsia="Courier New" w:hAnsi="Courier New"/>
+        </w:rPr>
+      </w:pPr>
+      <w:r>
+        <w:rPr>
+          <w:rFonts w:ascii="Courier New" w:cs="Courier New" w:eastAsia="Courier New" w:hAnsi="Courier New"/>
           <w:rtl w:val="0"/>
         </w:rPr>
         <w:t xml:space="preserve">2 3 4</w:t>
@@ -619,28 +781,63 @@
         <w:tabs>
           <w:tab w:val="left" w:leader="none" w:pos="709"/>
         </w:tabs>
-        <w:spacing w:line="360" w:lineRule="auto"/>
-        <w:ind w:left="0" w:firstLine="0"/>
-        <w:jc w:val="both"/>
-        <w:rPr>
-          <w:rFonts w:ascii="Times New Roman" w:cs="Times New Roman" w:eastAsia="Times New Roman" w:hAnsi="Times New Roman"/>
-          <w:sz w:val="28"/>
-          <w:szCs w:val="28"/>
-        </w:rPr>
-      </w:pPr>
-      <w:r>
-        <w:rPr>
-          <w:rFonts w:ascii="Courier New" w:cs="Courier New" w:eastAsia="Courier New" w:hAnsi="Courier New"/>
-          <w:sz w:val="20"/>
-          <w:szCs w:val="20"/>
+        <w:spacing w:line="240" w:lineRule="auto"/>
+        <w:ind w:left="0" w:firstLine="0"/>
+        <w:jc w:val="both"/>
+        <w:rPr>
+          <w:rFonts w:ascii="Courier New" w:cs="Courier New" w:eastAsia="Courier New" w:hAnsi="Courier New"/>
+        </w:rPr>
+      </w:pPr>
+      <w:r>
+        <w:rPr>
+          <w:rFonts w:ascii="Courier New" w:cs="Courier New" w:eastAsia="Courier New" w:hAnsi="Courier New"/>
           <w:rtl w:val="0"/>
         </w:rPr>
         <w:t xml:space="preserve">3 4 2</w:t>
       </w:r>
-      <w:r>
-        <w:rPr>
-          <w:rtl w:val="0"/>
-        </w:rPr>
+    </w:p>
+    <w:p>
+      <w:pPr>
+        <w:tabs>
+          <w:tab w:val="left" w:leader="none" w:pos="709"/>
+        </w:tabs>
+        <w:spacing w:line="360" w:lineRule="auto"/>
+        <w:ind w:left="0" w:firstLine="0"/>
+        <w:jc w:val="both"/>
+        <w:rPr>
+          <w:rFonts w:ascii="Times New Roman" w:cs="Times New Roman" w:eastAsia="Times New Roman" w:hAnsi="Times New Roman"/>
+          <w:sz w:val="28"/>
+          <w:szCs w:val="28"/>
+        </w:rPr>
+      </w:pPr>
+      <w:r>
+        <w:rPr>
+          <w:rtl w:val="0"/>
+        </w:rPr>
+      </w:r>
+    </w:p>
+    <w:p>
+      <w:pPr>
+        <w:tabs>
+          <w:tab w:val="left" w:leader="none" w:pos="709"/>
+        </w:tabs>
+        <w:spacing w:line="360" w:lineRule="auto"/>
+        <w:ind w:left="0" w:firstLine="0"/>
+        <w:jc w:val="both"/>
+        <w:rPr>
+          <w:rFonts w:ascii="Times New Roman" w:cs="Times New Roman" w:eastAsia="Times New Roman" w:hAnsi="Times New Roman"/>
+          <w:sz w:val="28"/>
+          <w:szCs w:val="28"/>
+        </w:rPr>
+      </w:pPr>
+      <w:r>
+        <w:rPr>
+          <w:rFonts w:ascii="Times New Roman" w:cs="Times New Roman" w:eastAsia="Times New Roman" w:hAnsi="Times New Roman"/>
+          <w:sz w:val="28"/>
+          <w:szCs w:val="28"/>
+          <w:rtl w:val="0"/>
+        </w:rPr>
+        <w:t xml:space="preserve">2.2.1.4 Требования к визуализации</w:t>
       </w:r>
     </w:p>
     <w:p>
@@ -665,55 +862,7 @@
           <w:rtl w:val="0"/>
         </w:rPr>
         <w:tab/>
-      </w:r>
-    </w:p>
-    <w:p>
-      <w:pPr>
-        <w:tabs>
-          <w:tab w:val="left" w:leader="none" w:pos="709"/>
-        </w:tabs>
-        <w:spacing w:line="360" w:lineRule="auto"/>
-        <w:ind w:left="0" w:firstLine="0"/>
-        <w:jc w:val="both"/>
-        <w:rPr>
-          <w:rFonts w:ascii="Times New Roman" w:cs="Times New Roman" w:eastAsia="Times New Roman" w:hAnsi="Times New Roman"/>
-          <w:sz w:val="28"/>
-          <w:szCs w:val="28"/>
-        </w:rPr>
-      </w:pPr>
-      <w:r>
-        <w:rPr>
-          <w:rFonts w:ascii="Times New Roman" w:cs="Times New Roman" w:eastAsia="Times New Roman" w:hAnsi="Times New Roman"/>
-          <w:sz w:val="28"/>
-          <w:szCs w:val="28"/>
-          <w:rtl w:val="0"/>
-        </w:rPr>
-        <w:t xml:space="preserve">2.2.1.2 Требования к визуализации</w:t>
-      </w:r>
-    </w:p>
-    <w:p>
-      <w:pPr>
-        <w:tabs>
-          <w:tab w:val="left" w:leader="none" w:pos="709"/>
-        </w:tabs>
-        <w:spacing w:line="360" w:lineRule="auto"/>
-        <w:ind w:left="0" w:firstLine="0"/>
-        <w:jc w:val="both"/>
-        <w:rPr>
-          <w:rFonts w:ascii="Times New Roman" w:cs="Times New Roman" w:eastAsia="Times New Roman" w:hAnsi="Times New Roman"/>
-          <w:sz w:val="28"/>
-          <w:szCs w:val="28"/>
-        </w:rPr>
-      </w:pPr>
-      <w:r>
-        <w:rPr>
-          <w:rFonts w:ascii="Times New Roman" w:cs="Times New Roman" w:eastAsia="Times New Roman" w:hAnsi="Times New Roman"/>
-          <w:sz w:val="28"/>
-          <w:szCs w:val="28"/>
-          <w:rtl w:val="0"/>
-        </w:rPr>
-        <w:tab/>
-        <w:t xml:space="preserve">Визуализация алгоритма Краскала должна быть построена так, что слева пользователь видит полный граф, а справа постепенно, шаг за шагом, построение минимального остовного дерева. Такое разделение делает процесс работы алгоритма достаточно наглядным и позволяет пользователю в любой момент сравнивать исходные данные и результат работы алгоритма. </w:t>
+        <w:t xml:space="preserve">Визуализация алгоритма Краскала должна быть построена так, что слева пользователь видит исходный граф, а справа постепенно построение минимального остовного дерева. Такое разделение делает процесс работы алгоритма достаточно наглядным и позволяет пользователю в любой момент сравнивать исходные данные и результат работы алгоритма. </w:t>
       </w:r>
     </w:p>
     <w:p>
@@ -782,13 +931,13 @@
       </w:pPr>
       <w:r>
         <w:rPr>
-          <w:rFonts w:ascii="Gungsuh" w:cs="Gungsuh" w:eastAsia="Gungsuh" w:hAnsi="Gungsuh"/>
+          <w:rFonts w:ascii="Times New Roman" w:cs="Times New Roman" w:eastAsia="Times New Roman" w:hAnsi="Times New Roman"/>
           <w:sz w:val="28"/>
           <w:szCs w:val="28"/>
           <w:rtl w:val="0"/>
         </w:rPr>
         <w:tab/>
-        <w:t xml:space="preserve">Весь описанный цикл повторяется до тех пор, пока не будут обработаны все рёбра графа или пока в остовном дереве не окажется ровно N−1 ребро, где N - количество вершин в графе. По завершении алгоритма граф на левом холсте принимает конечный вид: все рёбра, вошедшие в минимальное остовное дерево, отмечены тускло-зеленым цветом, а все отклоненные рёбра - тускло-красным. Правый холст в этот момент содержит окончательно построенное минимальное остовное дерево: все его ребра окрашены в один цвет, а вершины раскрашены по принадлежности к единому множеству (поскольку в связном графе после построения МОД все вершины оказываются в одном множестве). В панели логов выводится итоговое сообщение с общим весом построенного остовного дерева и количеством ребер в нем.</w:t>
+        <w:t xml:space="preserve">Весь описанный цикл повторяется до тех пор, пока не будут обработаны все рёбра графа или пока в остовном дереве не окажется ровно N-1 ребро, где N - количество вершин в графе. По завершении алгоритма граф на левом холсте принимает конечный вид: все рёбра, вошедшие в минимальное остовное дерево, отмечены тускло-зеленым цветом, а все отклоненные рёбра - тускло-красным. Правый холст в этот момент содержит окончательно построенное минимальное остовное дерево: все его ребра окрашены в один цвет, а вершины раскрашены по принадлежности к единому множеству (поскольку в связном графе после построения МОД все вершины оказываются в одном множестве). В панели логов выводится итоговое сообщение с общим весом построенного остовного дерева и количеством ребер в нем.</w:t>
       </w:r>
     </w:p>
     <w:p>
@@ -1151,7 +1300,7 @@
           <w:szCs w:val="20"/>
           <w:rtl w:val="0"/>
         </w:rPr>
-        <w:t xml:space="preserve">    Пока существуют необработанные рёбра:</w:t>
+        <w:t xml:space="preserve">    Пока (существуют необработанные рёбра) и (в остовном дереве не N-1 ребро):</w:t>
       </w:r>
     </w:p>
     <w:p>
@@ -1607,7 +1756,7 @@
           <w:szCs w:val="20"/>
           <w:rtl w:val="0"/>
         </w:rPr>
-        <w:t xml:space="preserve">    Показать пользователю: "Алгоритм завершён. Вес дерева: W"</w:t>
+        <w:t xml:space="preserve">    Показать пользователю: "Алгоритм завершён. Вес дерева: W, Количество ребер: E, Список ребер: &lt;ребро1, ребро2 …&gt;"</w:t>
       </w:r>
     </w:p>
     <w:p>
@@ -1692,7 +1841,7 @@
           <w:szCs w:val="28"/>
           <w:rtl w:val="0"/>
         </w:rPr>
-        <w:t xml:space="preserve">К 10 июля планируется подготовить прототип, представляющий собой приложение с графическим интерфейсом, в котором имеется большинство графических элементов будущей программы, однако основные функции не выполняются: кнопки есть, но они не выполняют никаких действий. На данном этапе отсутствует возможность ручного создания графа, загрузки данных из файла и вывода текстовых пояснений,.</w:t>
+        <w:t xml:space="preserve">К 10 июля планируется подготовить прототип, представляющий собой приложение с графическим интерфейсом, в котором имеется большинство графических элементов будущей программы, однако основные функции не выполняются: кнопки есть, но они не выполняют никаких действий. На данном этапе отсутствует возможность ручного создания графа, загрузки данных из файла и вывода текстовых пояснений.</w:t>
       </w:r>
     </w:p>
     <w:p>
@@ -1716,7 +1865,7 @@
           <w:szCs w:val="28"/>
           <w:rtl w:val="0"/>
         </w:rPr>
-        <w:t xml:space="preserve">К 13 июля планируется подготовить первую версию приложения. В ней будет реализована возможность создания и редактирования графа пользователем, добавлена загрузка графа из файла, а также вывод текстовых пояснений каждого шага алгоритма непосредственно в интерфейсе приложения. Кроме того, будет улучшена визуализация выбора рёбер и формирования минимального остовного дерева.</w:t>
+        <w:t xml:space="preserve">К 13 июля планируется подготовить первую версию приложения. В ней будет реализована возможность создания и редактирования графа пользователем, добавлена загрузка графа из файла, запуск алгоритма Краскала, а также вывод текстовых пояснений каждого шага алгоритма непосредственно в интерфейсе приложения. Кроме того, будет реализована визуализация построения минимального остовного дерева.</w:t>
       </w:r>
     </w:p>
     <w:p>
@@ -1740,7 +1889,7 @@
           <w:szCs w:val="28"/>
           <w:rtl w:val="0"/>
         </w:rPr>
-        <w:t xml:space="preserve">К 15 июля планируется подготовить вторую версию приложения. На этом этапе будут добавлены сохранение графа в файл, возможность автоматического и пошагового режима работы, а также проверка корректности входных данных и обработка ошибок. Планируется улучшить пользовательский интерфейс и повысить удобство работы с приложением.</w:t>
+        <w:t xml:space="preserve">К 15 июля планируется подготовить вторую версию приложения. На этом этапе будут добавлены сохранение графа в файл, возможность автоматического и пошагового режима работы, а также проверка корректности входных данных и обработка ошибок. </w:t>
       </w:r>
     </w:p>
     <w:p>
@@ -1764,7 +1913,7 @@
           <w:szCs w:val="28"/>
           <w:rtl w:val="0"/>
         </w:rPr>
-        <w:t xml:space="preserve">К 17 июля будет подготовлена финальная версия приложения, в которой планируется завершить оформление интерфейса, провести тестирование, устранить выявленные ошибки, оптимизировать работу программы и подготовить пользовательскую документацию.</w:t>
+        <w:t xml:space="preserve">К 17 июля будет подготовлена финальная версия приложения, в которой планируется провести тестирование и устранить выявленные ошибки.</w:t>
       </w:r>
     </w:p>
     <w:p>
@@ -1788,7 +1937,7 @@
           <w:szCs w:val="28"/>
           <w:rtl w:val="0"/>
         </w:rPr>
-        <w:t xml:space="preserve">Распределение обязанностей в бригаде. Первый участник бригады отвечает за реализацию алгоритма Краскала, структуры непересекающихся множеств (DSU) и логики пошагового выполнения алгоритма. Второй участник бригады разрабатывает графический интерфейс приложения, редактор графа и средства визуализации работы алгоритма. Третий участник бригады реализует загрузку и сохранение графов, вывод текстовых пояснений, управление выполнением алгоритма, а также проводит тестирование приложения и исправление выявленных ошибок. Совместно все участники выполняют интеграцию компонентов приложения, финальное тестирование и подготовку документации.</w:t>
+        <w:t xml:space="preserve">Распределение обязанностей между участниками бригады. </w:t>
       </w:r>
     </w:p>
     <w:p>
@@ -1807,8 +1956,84 @@
       </w:pPr>
       <w:r>
         <w:rPr>
-          <w:rtl w:val="0"/>
-        </w:rPr>
+          <w:rFonts w:ascii="Times New Roman" w:cs="Times New Roman" w:eastAsia="Times New Roman" w:hAnsi="Times New Roman"/>
+          <w:sz w:val="28"/>
+          <w:szCs w:val="28"/>
+          <w:rtl w:val="0"/>
+        </w:rPr>
+        <w:t xml:space="preserve">Первый участник бригады - Харитонов Вадим Сергеевич. Отвечает за реализацию алгоритма Краскала, разработку структуры непересекающихся множеств (DSU), а также логики пошагового выполнения алгоритма. </w:t>
+      </w:r>
+    </w:p>
+    <w:p>
+      <w:pPr>
+        <w:tabs>
+          <w:tab w:val="left" w:leader="none" w:pos="709"/>
+        </w:tabs>
+        <w:spacing w:line="360" w:lineRule="auto"/>
+        <w:ind w:firstLine="709"/>
+        <w:jc w:val="both"/>
+        <w:rPr>
+          <w:rFonts w:ascii="Times New Roman" w:cs="Times New Roman" w:eastAsia="Times New Roman" w:hAnsi="Times New Roman"/>
+          <w:sz w:val="28"/>
+          <w:szCs w:val="28"/>
+        </w:rPr>
+      </w:pPr>
+      <w:r>
+        <w:rPr>
+          <w:rFonts w:ascii="Times New Roman" w:cs="Times New Roman" w:eastAsia="Times New Roman" w:hAnsi="Times New Roman"/>
+          <w:sz w:val="28"/>
+          <w:szCs w:val="28"/>
+          <w:rtl w:val="0"/>
+        </w:rPr>
+        <w:t xml:space="preserve">Второй участник бригады - Зайченко Екатерина Эдуардовна. Выполняет разработку графического интерфейса приложения, реализует редактор графа и средства визуализации работы алгоритма. </w:t>
+      </w:r>
+    </w:p>
+    <w:p>
+      <w:pPr>
+        <w:tabs>
+          <w:tab w:val="left" w:leader="none" w:pos="709"/>
+        </w:tabs>
+        <w:spacing w:line="360" w:lineRule="auto"/>
+        <w:ind w:firstLine="709"/>
+        <w:jc w:val="both"/>
+        <w:rPr>
+          <w:rFonts w:ascii="Times New Roman" w:cs="Times New Roman" w:eastAsia="Times New Roman" w:hAnsi="Times New Roman"/>
+          <w:sz w:val="28"/>
+          <w:szCs w:val="28"/>
+        </w:rPr>
+      </w:pPr>
+      <w:r>
+        <w:rPr>
+          <w:rFonts w:ascii="Times New Roman" w:cs="Times New Roman" w:eastAsia="Times New Roman" w:hAnsi="Times New Roman"/>
+          <w:sz w:val="28"/>
+          <w:szCs w:val="28"/>
+          <w:rtl w:val="0"/>
+        </w:rPr>
+        <w:t xml:space="preserve">Третий участник бригады - Шлеин Герман Антонович. Отвечает за реализацию загрузки и сохранения графов, вывод текстовых пояснений выполнения алгоритма, управление режимами выполнением алгоритма, а также проведение тестирования приложения и исправление выявленных ошибок. </w:t>
+      </w:r>
+    </w:p>
+    <w:p>
+      <w:pPr>
+        <w:tabs>
+          <w:tab w:val="left" w:leader="none" w:pos="709"/>
+        </w:tabs>
+        <w:spacing w:line="360" w:lineRule="auto"/>
+        <w:ind w:firstLine="709"/>
+        <w:jc w:val="both"/>
+        <w:rPr>
+          <w:rFonts w:ascii="Times New Roman" w:cs="Times New Roman" w:eastAsia="Times New Roman" w:hAnsi="Times New Roman"/>
+          <w:sz w:val="28"/>
+          <w:szCs w:val="28"/>
+        </w:rPr>
+      </w:pPr>
+      <w:r>
+        <w:rPr>
+          <w:rFonts w:ascii="Times New Roman" w:cs="Times New Roman" w:eastAsia="Times New Roman" w:hAnsi="Times New Roman"/>
+          <w:sz w:val="28"/>
+          <w:szCs w:val="28"/>
+          <w:rtl w:val="0"/>
+        </w:rPr>
+        <w:t xml:space="preserve">Совместно все участники выполняют интеграцию компонентов приложения, финальное тестирование и подготовку пользовательской документации. В ходе разработки приложения возможны незначительные изменения в выполняемых участниками бригады ролях в случае затруднений в выполнении назначенной части реализации.</w:t>
       </w:r>
     </w:p>
     <w:p>

--- a/Спецификация и план разработки.docx
+++ b/Спецификация и план разработки.docx
@@ -230,7 +230,7 @@
                   </pic:nvPicPr>
                   <pic:blipFill>
                     <a:blip r:embed="rId6"/>
-                    <a:srcRect b="0" l="0" r="0" t="0"/>
+                    <a:srcRect b="8" l="0" r="0" t="8"/>
                     <a:stretch>
                       <a:fillRect/>
                     </a:stretch>
@@ -300,7 +300,7 @@
           <w:rtl w:val="0"/>
         </w:rPr>
         <w:tab/>
-        <w:t xml:space="preserve">В верхней части окна  должны располагаться несколько строк меню, содержащее пункты для работы с вершинами: "Add Node", "Delete Node"; пункты для работы с ребрами: "Add Edge", "Delete Edge", "Edit Weight". В правой части верхних двух строк меню будут расположены кнопки для добавления графа из файла и сохранения результата работы алгоритма в файл: "Save Graph" и "Insert Graph". Ниже кнопок для редактирования графа будут расположены кнопки для генерации случайного графа, запуска алгоритма, управления выполнением шагов при пошаговом выполнении и кнопка очистки результата: "Generate Graph", "Run Kruskal", "Prev Step", "Next Step" и "Clean". Кнопка "Info" в нижней части окна приложения выводит краткую справку по работе с приложением и описание алгоритма.</w:t>
+        <w:t xml:space="preserve">В верхней части окна  должны располагаться несколько строк меню, содержащее пункты для работы с вершинами: "Add Node", "Delete Node"; пункты для работы с ребрами: "Add Edge", "Delete Edge", "Edit Weight". В правой части верхних двух строк меню будут расположены кнопки для добавления графа из файла и сохранения результата работы алгоритма в файл: "Save Graph" и "Insert Graph". Ниже кнопок для редактирования графа будут расположены кнопки для генерации случайного графа, запуска алгоритма в автоматическом и пошаговом режимах, поле задания скорости автоматического выполнения, кнопки управления шагами алгоритма и кнопка очистки результата: "Generate Graph", "Run Kruskal Auto", “Run Kruskal Manual”, “speed (ms)”, "Prev Step", "Next Step" и "Clean". Кнопка "Info" в нижней части окна приложения выводит краткую справку по работе с приложением и описание алгоритма.</w:t>
       </w:r>
     </w:p>
     <w:p>
@@ -422,7 +422,7 @@
           <w:szCs w:val="28"/>
           <w:rtl w:val="0"/>
         </w:rPr>
-        <w:t xml:space="preserve"> - загружает граф из текстового файла. После выбора файла программа считывает количество вершин и список рёбер с их весами, после чего автоматически отображает загруженный граф на холсте "</w:t>
+        <w:t xml:space="preserve"> - загружает граф из текстового файла. После выбора файла программа считывает количество вершин и список ребер с их весами, после чего автоматически отображает загруженный граф на холсте "</w:t>
       </w:r>
       <w:r>
         <w:rPr>
@@ -456,7 +456,7 @@
           <w:rtl w:val="0"/>
         </w:rPr>
         <w:tab/>
-        <w:t xml:space="preserve">Для ускорения подготовки тестовых данных в приложении предусмотрена функция автоматической генерации графа. "Generate Graph" - автоматически создаёт случайный связный взвешенный граф. После нажатия кнопки программа генерирует граф с произвольным количеством вершин (для удобства демонстрации выбран диапазон значений 4 &lt;= N &lt;= 12), рёбер и случайными значениями весов без возможности настройки, после чего отображает его на холсте "Original Graph".</w:t>
+        <w:t xml:space="preserve">Кнопка "Generate Graph" при нажатии создает случайный связный взвешенный граф с произвольным количеством вершин (для удобства демонстрации выбран диапазон значений 4 &lt;= N &lt;= 10), рёбер и случайными значениями весов без возможности настройки. Координаты вершин также генерируются случайным образом в пределах области отображения холста с соблюдением минимального расстояния между вершинами, чтобы исключить их наложение друг на друга и обеспечить читаемость графа. После генерации граф отображается на холсте "Original Graph".</w:t>
       </w:r>
     </w:p>
     <w:p>
@@ -481,32 +481,67 @@
           <w:rtl w:val="0"/>
         </w:rPr>
         <w:tab/>
-        <w:t xml:space="preserve">После создания или загрузки графа пользователь может приступить к выполнению алгоритма Краскала. Для управления процессом выполнения алгоритма предусмотрены следующие элементы интерфейса. "Run Kruskal" - запускает автоматическое выполнение алгоритма Краскала. В автоматическом режиме переход между последовательными шагами осуществляется с фиксированным интервалом, равным 2 секундам (в процессе разработки и тестирования возможно изменение этого значения для повышения удобства). В процессе выполнения на холсте "Original Graph" подсвечиваются рассматриваемые рёбра, на холсте "MST" последовательно формируется минимальное остовное дерево, а в области "Steps" отображается текстовое описание каждого выполненного шага.</w:t>
-      </w:r>
-    </w:p>
-    <w:p>
-      <w:pPr>
-        <w:tabs>
-          <w:tab w:val="left" w:leader="none" w:pos="709"/>
-        </w:tabs>
-        <w:spacing w:line="360" w:lineRule="auto"/>
-        <w:ind w:left="0" w:firstLine="0"/>
-        <w:jc w:val="both"/>
-        <w:rPr>
-          <w:rFonts w:ascii="Times New Roman" w:cs="Times New Roman" w:eastAsia="Times New Roman" w:hAnsi="Times New Roman"/>
-          <w:sz w:val="28"/>
-          <w:szCs w:val="28"/>
-        </w:rPr>
-      </w:pPr>
-      <w:r>
-        <w:rPr>
-          <w:rFonts w:ascii="Times New Roman" w:cs="Times New Roman" w:eastAsia="Times New Roman" w:hAnsi="Times New Roman"/>
+        <w:t xml:space="preserve">После создания или загрузки графа пользователь может приступить к выполнению алгоритма Краскала. Для управления процессом выполнения алгоритма предусмотрены следующие элементы интерфейса. "Run Kruskal Auto" - запускает автоматическое выполнение алгоритма Краскала. В автоматическом режиме переход между последовательными шагами осуществляется с интервалом, задаваемым пользователем в поле ввода "speed (ms)". Значение интервала вводится в миллисекундах, по умолчанию установлено 2000 мс. В процессе выполнения на холсте "Original Graph" подсвечиваются рассматриваемые рёбра, на холсте "MST" последовательно формируется минимальное остовное дерево, а в области "Steps" отображается текстовое описание каждого выполненного шага. </w:t>
+      </w:r>
+    </w:p>
+    <w:p>
+      <w:pPr>
+        <w:tabs>
+          <w:tab w:val="left" w:leader="none" w:pos="709"/>
+        </w:tabs>
+        <w:spacing w:line="360" w:lineRule="auto"/>
+        <w:ind w:left="0" w:firstLine="0"/>
+        <w:jc w:val="both"/>
+        <w:rPr>
+          <w:rFonts w:ascii="Times New Roman" w:cs="Times New Roman" w:eastAsia="Times New Roman" w:hAnsi="Times New Roman"/>
+          <w:sz w:val="28"/>
+          <w:szCs w:val="28"/>
+        </w:rPr>
+      </w:pPr>
+      <w:r>
+        <w:rPr>
+          <w:rFonts w:ascii="Times New Roman" w:cs="Times New Roman" w:eastAsia="Times New Roman" w:hAnsi="Times New Roman"/>
+          <w:b w:val="1"/>
+          <w:bCs w:val="1"/>
           <w:sz w:val="28"/>
           <w:szCs w:val="28"/>
           <w:rtl w:val="0"/>
         </w:rPr>
         <w:tab/>
-        <w:t xml:space="preserve">Центральную часть окна занимают три холста, расположенных горизонтально рядом друг с другом. Левый холст "Original Graph" предназначен для работы с исходным графом: на нём пользователь создаёт и редактирует граф, а также наблюдает за тем, какие рёбра рассматриваются алгоритмом в текущий момент. Второй холст "MST" используется для визуализации результата: на нём постепенно строится минимальное остовное дерево. В начале работы алгоритма на втором холсте отображаются все вершины исходного графа в тех же позициях, что и на левом холсте, но без единого ребра. По мере выполнения алгоритма на правом холсте появляются ребра, вошедшие в минимальное остовное дерево. Третий холст подписывается как "Steps" и будет служить для текстового отображения результатов работы алгоритма</w:t>
+      </w:r>
+      <w:r>
+        <w:rPr>
+          <w:rFonts w:ascii="Times New Roman" w:cs="Times New Roman" w:eastAsia="Times New Roman" w:hAnsi="Times New Roman"/>
+          <w:sz w:val="28"/>
+          <w:szCs w:val="28"/>
+          <w:rtl w:val="0"/>
+        </w:rPr>
+        <w:t xml:space="preserve">"Run Kruskal Manual" - запускает алгоритм Краскала в пошаговом (ручном) режиме. После нажатия кнопки будет выполнен первый шаг алгоритма. Продвижение алгоритма по шагам осуществляется пользователем с помощью кнопок "Next Step" и "Prev Step".</w:t>
+      </w:r>
+    </w:p>
+    <w:p>
+      <w:pPr>
+        <w:tabs>
+          <w:tab w:val="left" w:leader="none" w:pos="709"/>
+        </w:tabs>
+        <w:spacing w:line="360" w:lineRule="auto"/>
+        <w:ind w:left="0" w:firstLine="0"/>
+        <w:jc w:val="both"/>
+        <w:rPr>
+          <w:rFonts w:ascii="Times New Roman" w:cs="Times New Roman" w:eastAsia="Times New Roman" w:hAnsi="Times New Roman"/>
+          <w:sz w:val="28"/>
+          <w:szCs w:val="28"/>
+        </w:rPr>
+      </w:pPr>
+      <w:r>
+        <w:rPr>
+          <w:rFonts w:ascii="Times New Roman" w:cs="Times New Roman" w:eastAsia="Times New Roman" w:hAnsi="Times New Roman"/>
+          <w:sz w:val="28"/>
+          <w:szCs w:val="28"/>
+          <w:rtl w:val="0"/>
+        </w:rPr>
+        <w:tab/>
+        <w:t xml:space="preserve">Центральную часть окна занимают три холста, расположенных горизонтально рядом друг с другом. Левый холст "Original Graph" предназначен для работы с исходным графом: на нём пользователь создаёт и редактирует граф, а также наблюдает за тем, какие рёбра рассматриваются алгоритмом в текущий момент. Второй холст "MST" используется для визуализации результата: на нём постепенно строится минимальное остовное дерево. В начале работы алгоритма на втором холсте отображаются все вершины исходного графа в тех же позициях, что и на левом холсте, но без единого ребра. По мере выполнения алгоритма на правом холсте появляются ребра, вошедшие в минимальное остовное дерево. Третий холст подписывается как "Steps" и будет служить для текстового отображения результатов работы алгоритма.</w:t>
       </w:r>
     </w:p>
     <w:p>
@@ -1826,6 +1861,31 @@
           <w:tab w:val="left" w:leader="none" w:pos="709"/>
         </w:tabs>
         <w:spacing w:line="360" w:lineRule="auto"/>
+        <w:ind w:left="0" w:firstLine="0"/>
+        <w:jc w:val="both"/>
+        <w:rPr>
+          <w:rFonts w:ascii="Times New Roman" w:cs="Times New Roman" w:eastAsia="Times New Roman" w:hAnsi="Times New Roman"/>
+          <w:sz w:val="28"/>
+          <w:szCs w:val="28"/>
+        </w:rPr>
+      </w:pPr>
+      <w:r>
+        <w:rPr>
+          <w:rFonts w:ascii="Times New Roman" w:cs="Times New Roman" w:eastAsia="Times New Roman" w:hAnsi="Times New Roman"/>
+          <w:sz w:val="28"/>
+          <w:szCs w:val="28"/>
+          <w:rtl w:val="0"/>
+        </w:rPr>
+        <w:tab/>
+        <w:t xml:space="preserve">К 13 июля планируется подготовить прототип, представляющий собой приложение с графическим интерфейсом, в котором имеется большинство графических элементов будущей программы, однако основные функции не выполняются: кнопки есть, но они не выполняют никаких действий. На данном этапе отсутствует возможность ручного создания графа, загрузки данных из файла и вывода текстовых пояснений.</w:t>
+      </w:r>
+    </w:p>
+    <w:p>
+      <w:pPr>
+        <w:tabs>
+          <w:tab w:val="left" w:leader="none" w:pos="709"/>
+        </w:tabs>
+        <w:spacing w:line="360" w:lineRule="auto"/>
         <w:ind w:firstLine="709"/>
         <w:jc w:val="both"/>
         <w:rPr>
@@ -1841,7 +1901,21 @@
           <w:szCs w:val="28"/>
           <w:rtl w:val="0"/>
         </w:rPr>
-        <w:t xml:space="preserve">К 10 июля планируется подготовить прототип, представляющий собой приложение с графическим интерфейсом, в котором имеется большинство графических элементов будущей программы, однако основные функции не выполняются: кнопки есть, но они не выполняют никаких действий. На данном этапе отсутствует возможность ручного создания графа, загрузки данных из файла и вывода текстовых пояснений.</w:t>
+        <w:t xml:space="preserve">К 15 июля планируется подготовить первую версию приложения. В ней будет реализована возможность создания и редактирования графа пользователем, добавлена загрузка графа из файла, запуск алгоритма Краскала в пошаговом режиме, а также вывод текстовых пояснений каждого шага алгоритма непосредственно в интерфейсе приложения. Будет реализована визуализация построения минимального остовного дерева. </w:t>
+      </w:r>
+      <w:r>
+        <w:rPr>
+          <w:rFonts w:ascii="Times New Roman" w:cs="Times New Roman" w:eastAsia="Times New Roman" w:hAnsi="Times New Roman"/>
+          <w:sz w:val="28"/>
+          <w:szCs w:val="28"/>
+          <w:rtl w:val="0"/>
+        </w:rPr>
+        <w:t xml:space="preserve">После завершения реализации будет проведено тестирование первой версии и исправление выявленных ошибок.</w:t>
+      </w:r>
+      <w:r>
+        <w:rPr>
+          <w:rtl w:val="0"/>
+        </w:rPr>
       </w:r>
     </w:p>
     <w:p>
@@ -1865,7 +1939,21 @@
           <w:szCs w:val="28"/>
           <w:rtl w:val="0"/>
         </w:rPr>
-        <w:t xml:space="preserve">К 13 июля планируется подготовить первую версию приложения. В ней будет реализована возможность создания и редактирования графа пользователем, добавлена загрузка графа из файла, запуск алгоритма Краскала, а также вывод текстовых пояснений каждого шага алгоритма непосредственно в интерфейсе приложения. Кроме того, будет реализована визуализация построения минимального остовного дерева.</w:t>
+        <w:t xml:space="preserve">К 17 июля планируется подготовить вторую версию приложения. На этом этапе будут добавлены сохранение графа в файл, автоматический режим выполнения алгоритма с возможностью задания скорости визуализации, генерация случайного графа, а также проверка корректности входных данных и обработка ошибок. </w:t>
+      </w:r>
+      <w:r>
+        <w:rPr>
+          <w:rFonts w:ascii="Times New Roman" w:cs="Times New Roman" w:eastAsia="Times New Roman" w:hAnsi="Times New Roman"/>
+          <w:sz w:val="28"/>
+          <w:szCs w:val="28"/>
+          <w:rtl w:val="0"/>
+        </w:rPr>
+        <w:t xml:space="preserve">После завершения реализации будет проведено тестирование второй версии и устранение выявленных недостатков.</w:t>
+      </w:r>
+      <w:r>
+        <w:rPr>
+          <w:rtl w:val="0"/>
+        </w:rPr>
       </w:r>
     </w:p>
     <w:p>
@@ -1889,31 +1977,25 @@
           <w:szCs w:val="28"/>
           <w:rtl w:val="0"/>
         </w:rPr>
-        <w:t xml:space="preserve">К 15 июля планируется подготовить вторую версию приложения. На этом этапе будут добавлены сохранение графа в файл, возможность автоматического и пошагового режима работы, а также проверка корректности входных данных и обработка ошибок. </w:t>
-      </w:r>
-    </w:p>
-    <w:p>
-      <w:pPr>
-        <w:tabs>
-          <w:tab w:val="left" w:leader="none" w:pos="709"/>
-        </w:tabs>
-        <w:spacing w:line="360" w:lineRule="auto"/>
-        <w:ind w:firstLine="709"/>
-        <w:jc w:val="both"/>
-        <w:rPr>
-          <w:rFonts w:ascii="Times New Roman" w:cs="Times New Roman" w:eastAsia="Times New Roman" w:hAnsi="Times New Roman"/>
-          <w:sz w:val="28"/>
-          <w:szCs w:val="28"/>
-        </w:rPr>
-      </w:pPr>
-      <w:r>
-        <w:rPr>
-          <w:rFonts w:ascii="Times New Roman" w:cs="Times New Roman" w:eastAsia="Times New Roman" w:hAnsi="Times New Roman"/>
-          <w:sz w:val="28"/>
-          <w:szCs w:val="28"/>
-          <w:rtl w:val="0"/>
-        </w:rPr>
-        <w:t xml:space="preserve">К 17 июля будет подготовлена финальная версия приложения, в которой планируется провести тестирование и устранить выявленные ошибки.</w:t>
+        <w:t xml:space="preserve">К 18 июля будет подготовлена финальная версия приложения. На данном этапе планируется реализовать кнопку </w:t>
+      </w:r>
+      <w:r>
+        <w:rPr>
+          <w:rFonts w:ascii="Times New Roman" w:cs="Times New Roman" w:eastAsia="Times New Roman" w:hAnsi="Times New Roman"/>
+          <w:sz w:val="28"/>
+          <w:szCs w:val="28"/>
+          <w:rtl w:val="0"/>
+        </w:rPr>
+        <w:t xml:space="preserve">"Info"</w:t>
+      </w:r>
+      <w:r>
+        <w:rPr>
+          <w:rFonts w:ascii="Times New Roman" w:cs="Times New Roman" w:eastAsia="Times New Roman" w:hAnsi="Times New Roman"/>
+          <w:sz w:val="28"/>
+          <w:szCs w:val="28"/>
+          <w:rtl w:val="0"/>
+        </w:rPr>
+        <w:t xml:space="preserve"> с краткой справкой по работе с программой и описанием алгоритма Краскала, отображение итогового веса минимального остовного дерева и списка рёбер, вошедших в него, а также завершить интеграцию всех компонентов приложения. После этого будет проведено итоговое тестирование, исправление выявленных ошибок и подготовка пользовательской документации.</w:t>
       </w:r>
     </w:p>
     <w:p>

--- a/Спецификация и план разработки.docx
+++ b/Спецификация и план разработки.docx
@@ -541,6 +541,44 @@
           <w:rtl w:val="0"/>
         </w:rPr>
         <w:tab/>
+      </w:r>
+      <w:r>
+        <w:rPr>
+          <w:rFonts w:ascii="Times New Roman" w:cs="Times New Roman" w:eastAsia="Times New Roman" w:hAnsi="Times New Roman"/>
+          <w:sz w:val="28"/>
+          <w:szCs w:val="28"/>
+          <w:rtl w:val="0"/>
+        </w:rPr>
+        <w:t xml:space="preserve">"Clean" - полностью очищает рабочую область приложения. После нажатия кнопки удаляются все вершины и рёбра с холстов "Original Graph" и "MST", а также очищается панель "Steps". После очистки пользователь может создать новый граф вручную, сгенерировать случайный граф или загрузить граф из файла.</w:t>
+      </w:r>
+      <w:r>
+        <w:rPr>
+          <w:rtl w:val="0"/>
+        </w:rPr>
+      </w:r>
+    </w:p>
+    <w:p>
+      <w:pPr>
+        <w:tabs>
+          <w:tab w:val="left" w:leader="none" w:pos="709"/>
+        </w:tabs>
+        <w:spacing w:line="360" w:lineRule="auto"/>
+        <w:ind w:left="0" w:firstLine="0"/>
+        <w:jc w:val="both"/>
+        <w:rPr>
+          <w:rFonts w:ascii="Times New Roman" w:cs="Times New Roman" w:eastAsia="Times New Roman" w:hAnsi="Times New Roman"/>
+          <w:sz w:val="28"/>
+          <w:szCs w:val="28"/>
+        </w:rPr>
+      </w:pPr>
+      <w:r>
+        <w:rPr>
+          <w:rFonts w:ascii="Times New Roman" w:cs="Times New Roman" w:eastAsia="Times New Roman" w:hAnsi="Times New Roman"/>
+          <w:sz w:val="28"/>
+          <w:szCs w:val="28"/>
+          <w:rtl w:val="0"/>
+        </w:rPr>
+        <w:tab/>
         <w:t xml:space="preserve">Центральную часть окна занимают три холста, расположенных горизонтально рядом друг с другом. Левый холст "Original Graph" предназначен для работы с исходным графом: на нём пользователь создаёт и редактирует граф, а также наблюдает за тем, какие рёбра рассматриваются алгоритмом в текущий момент. Второй холст "MST" используется для визуализации результата: на нём постепенно строится минимальное остовное дерево. В начале работы алгоритма на втором холсте отображаются все вершины исходного графа в тех же позициях, что и на левом холсте, но без единого ребра. По мере выполнения алгоритма на правом холсте появляются ребра, вошедшие в минимальное остовное дерево. Третий холст подписывается как "Steps" и будет служить для текстового отображения результатов работы алгоритма.</w:t>
       </w:r>
     </w:p>
@@ -972,7 +1010,7 @@
           <w:rtl w:val="0"/>
         </w:rPr>
         <w:tab/>
-        <w:t xml:space="preserve">Весь описанный цикл повторяется до тех пор, пока не будут обработаны все рёбра графа или пока в остовном дереве не окажется ровно N-1 ребро, где N - количество вершин в графе. По завершении алгоритма граф на левом холсте принимает конечный вид: все рёбра, вошедшие в минимальное остовное дерево, отмечены тускло-зеленым цветом, а все отклоненные рёбра - тускло-красным. Правый холст в этот момент содержит окончательно построенное минимальное остовное дерево: все его ребра окрашены в один цвет, а вершины раскрашены по принадлежности к единому множеству (поскольку в связном графе после построения МОД все вершины оказываются в одном множестве). В панели логов выводится итоговое сообщение с общим весом построенного остовного дерева и количеством ребер в нем.</w:t>
+        <w:t xml:space="preserve">Весь описанный цикл повторяется до тех пор, пока не будут обработаны все рёбра графа или пока в остовном дереве не окажется ровно N-1 ребро, где N - количество вершин в графе. По завершении алгоритма граф на левом холсте принимает конечный вид: все рёбра, вошедшие в минимальное остовное дерево, отмечены тускло-зеленым цветом, а все отклоненные рёбра - тускло-красным. Правый холст в этот момент содержит окончательно построенное минимальное остовное дерево: все его ребра окрашены в один цвет, а вершины раскрашены по принадлежности к единому множеству (поскольку в связном графе после построения МОД все вершины оказываются в одном множестве). В панели логов выводится итоговое сообщение с общим весом построенного остовного дерева, количеством ребер в нем, а также список ребер, вошедших в него.</w:t>
       </w:r>
     </w:p>
     <w:p>
@@ -1022,7 +1060,30 @@
           <w:rtl w:val="0"/>
         </w:rPr>
         <w:tab/>
-        <w:t xml:space="preserve">Пользователь имеет полный контроль над процессом визуализации. Он может запустить автоматическое воспроизведение всех шагов, поставить выполнение на паузу в любой момент, перейти к следующему шагу вручную или вернуться на один шаг назад - при возврате последнее добавленное на правый холст ребро исчезает, а состояние DSU откатывается к предыдущему. Кнопка сброса возвращает оба холста в исходное состояние: на левом холсте остается исходный граф в обычном виде, а на правом холсте - только вершины без ребер.</w:t>
+        <w:t xml:space="preserve">Пользователь имеет полный контроль над процессом визуализации. Он может запустить автоматическое воспроизведение всех шагов, поставить выполнение на паузу в любой момент, перейти к следующему шагу вручную или вернуться на один шаг назад - при возврате последнее добавленное на правый холст ребро исчезает, а состояние DSU откатывается к предыдущему. </w:t>
+      </w:r>
+      <w:r>
+        <w:rPr>
+          <w:rFonts w:ascii="Times New Roman" w:cs="Times New Roman" w:eastAsia="Times New Roman" w:hAnsi="Times New Roman"/>
+          <w:sz w:val="28"/>
+          <w:szCs w:val="28"/>
+          <w:rtl w:val="0"/>
+        </w:rPr>
+        <w:t xml:space="preserve">Кнопка сброса </w:t>
+      </w:r>
+      <w:r>
+        <w:rPr>
+          <w:rFonts w:ascii="Times New Roman" w:cs="Times New Roman" w:eastAsia="Times New Roman" w:hAnsi="Times New Roman"/>
+          <w:sz w:val="28"/>
+          <w:szCs w:val="28"/>
+          <w:rtl w:val="0"/>
+        </w:rPr>
+        <w:t xml:space="preserve">"Clean" полностью очищает рабочую область приложения. После её нажатия с холстов "Original Graph" и "MST" удаляются все вершины и рёбра, а панель "Steps" очищается от всех сообщений.</w:t>
+      </w:r>
+      <w:r>
+        <w:rPr>
+          <w:rtl w:val="0"/>
+        </w:rPr>
       </w:r>
     </w:p>
     <w:p>
@@ -1877,7 +1938,7 @@
           <w:rtl w:val="0"/>
         </w:rPr>
         <w:tab/>
-        <w:t xml:space="preserve">К 13 июля планируется подготовить прототип, представляющий собой приложение с графическим интерфейсом, в котором имеется большинство графических элементов будущей программы, однако основные функции не выполняются: кнопки есть, но они не выполняют никаких действий. На данном этапе отсутствует возможность ручного создания графа, загрузки данных из файла и вывода текстовых пояснений.</w:t>
+        <w:t xml:space="preserve">К 13 июля планируется подготовить прототип, представляющий собой приложение с графическим интерфейсом, в котором имеется большинство графических элементов будущей программы, однако основные функции не выполняются: кнопки есть, но они не выполняют никаких действий, кроме вывода сообщений об их активации. На данном этапе отсутствует возможность ручного создания графа, загрузки данных из файла и вывода текстовых пояснений.</w:t>
       </w:r>
     </w:p>
     <w:p>
@@ -1901,7 +1962,25 @@
           <w:szCs w:val="28"/>
           <w:rtl w:val="0"/>
         </w:rPr>
-        <w:t xml:space="preserve">К 15 июля планируется подготовить первую версию приложения. В ней будет реализована возможность создания и редактирования графа пользователем, добавлена загрузка графа из файла, запуск алгоритма Краскала в пошаговом режиме, а также вывод текстовых пояснений каждого шага алгоритма непосредственно в интерфейсе приложения. Будет реализована визуализация построения минимального остовного дерева. </w:t>
+        <w:t xml:space="preserve">К 15 июля планируется подготовить первую версию приложения. В ней будет реализована возможность генерации случайного графа, загрузка графа из файла (в том числе для проверки входных данных), запуск алгоритма Краскала без пошаговой реализации (алгоритм запускается нажатием кнопки и сразу выдает результат - минимальное остовное дерево, на соответствующем холсте). </w:t>
+      </w:r>
+      <w:r>
+        <w:rPr>
+          <w:rFonts w:ascii="Times New Roman" w:cs="Times New Roman" w:eastAsia="Times New Roman" w:hAnsi="Times New Roman"/>
+          <w:sz w:val="28"/>
+          <w:szCs w:val="28"/>
+          <w:rtl w:val="0"/>
+        </w:rPr>
+        <w:t xml:space="preserve">В поле для сообщений выводится итоговый результат - общий вес построенного дерева, список ребер и их количество.</w:t>
+      </w:r>
+      <w:r>
+        <w:rPr>
+          <w:rFonts w:ascii="Times New Roman" w:cs="Times New Roman" w:eastAsia="Times New Roman" w:hAnsi="Times New Roman"/>
+          <w:sz w:val="28"/>
+          <w:szCs w:val="28"/>
+          <w:rtl w:val="0"/>
+        </w:rPr>
+        <w:t xml:space="preserve"> </w:t>
       </w:r>
       <w:r>
         <w:rPr>
@@ -1939,7 +2018,70 @@
           <w:szCs w:val="28"/>
           <w:rtl w:val="0"/>
         </w:rPr>
-        <w:t xml:space="preserve">К 17 июля планируется подготовить вторую версию приложения. На этом этапе будут добавлены сохранение графа в файл, автоматический режим выполнения алгоритма с возможностью задания скорости визуализации, генерация случайного графа, а также проверка корректности входных данных и обработка ошибок. </w:t>
+        <w:t xml:space="preserve">К 17 июля планируется подготовить вторую версию приложения. На этом этапе будет добавлено сохранение графа в файл и автоматический режим выполнения алгоритма с возможностью задания скорости визуализации. </w:t>
+      </w:r>
+      <w:r>
+        <w:rPr>
+          <w:rFonts w:ascii="Times New Roman" w:cs="Times New Roman" w:eastAsia="Times New Roman" w:hAnsi="Times New Roman"/>
+          <w:sz w:val="28"/>
+          <w:szCs w:val="28"/>
+          <w:rtl w:val="0"/>
+        </w:rPr>
+        <w:t xml:space="preserve">Б</w:t>
+      </w:r>
+      <w:r>
+        <w:rPr>
+          <w:rFonts w:ascii="Times New Roman" w:cs="Times New Roman" w:eastAsia="Times New Roman" w:hAnsi="Times New Roman"/>
+          <w:sz w:val="28"/>
+          <w:szCs w:val="28"/>
+          <w:rtl w:val="0"/>
+        </w:rPr>
+        <w:t xml:space="preserve">удет реализована пошаговая визуализация построения минимального остовного дерева с текстовыми пояснениями</w:t>
+      </w:r>
+      <w:r>
+        <w:rPr>
+          <w:rFonts w:ascii="Times New Roman" w:cs="Times New Roman" w:eastAsia="Times New Roman" w:hAnsi="Times New Roman"/>
+          <w:sz w:val="28"/>
+          <w:szCs w:val="28"/>
+          <w:rtl w:val="0"/>
+        </w:rPr>
+        <w:t xml:space="preserve">,</w:t>
+      </w:r>
+      <w:r>
+        <w:rPr>
+          <w:rFonts w:ascii="Times New Roman" w:cs="Times New Roman" w:eastAsia="Times New Roman" w:hAnsi="Times New Roman"/>
+          <w:sz w:val="28"/>
+          <w:szCs w:val="28"/>
+          <w:rtl w:val="0"/>
+        </w:rPr>
+        <w:t xml:space="preserve"> </w:t>
+      </w:r>
+      <w:r>
+        <w:rPr>
+          <w:rFonts w:ascii="Times New Roman" w:cs="Times New Roman" w:eastAsia="Times New Roman" w:hAnsi="Times New Roman"/>
+          <w:sz w:val="28"/>
+          <w:szCs w:val="28"/>
+          <w:rtl w:val="0"/>
+        </w:rPr>
+        <w:t xml:space="preserve">а также кнопка "Clean", предназначенная для полной очистки рабочей области приложения</w:t>
+      </w:r>
+      <w:r>
+        <w:rPr>
+          <w:rFonts w:ascii="Times New Roman" w:cs="Times New Roman" w:eastAsia="Times New Roman" w:hAnsi="Times New Roman"/>
+          <w:sz w:val="28"/>
+          <w:szCs w:val="28"/>
+          <w:rtl w:val="0"/>
+        </w:rPr>
+        <w:t xml:space="preserve">.</w:t>
+      </w:r>
+      <w:r>
+        <w:rPr>
+          <w:rFonts w:ascii="Times New Roman" w:cs="Times New Roman" w:eastAsia="Times New Roman" w:hAnsi="Times New Roman"/>
+          <w:sz w:val="28"/>
+          <w:szCs w:val="28"/>
+          <w:rtl w:val="0"/>
+        </w:rPr>
+        <w:t xml:space="preserve"> </w:t>
       </w:r>
       <w:r>
         <w:rPr>
@@ -1977,7 +2119,25 @@
           <w:szCs w:val="28"/>
           <w:rtl w:val="0"/>
         </w:rPr>
-        <w:t xml:space="preserve">К 18 июля будет подготовлена финальная версия приложения. На данном этапе планируется реализовать кнопку </w:t>
+        <w:t xml:space="preserve">К 18 июля будет подготовлена финальная версия приложения. </w:t>
+      </w:r>
+      <w:r>
+        <w:rPr>
+          <w:rFonts w:ascii="Times New Roman" w:cs="Times New Roman" w:eastAsia="Times New Roman" w:hAnsi="Times New Roman"/>
+          <w:sz w:val="28"/>
+          <w:szCs w:val="28"/>
+          <w:rtl w:val="0"/>
+        </w:rPr>
+        <w:t xml:space="preserve">На данном этапе планируется реализовать ручной ввод графа пользователем</w:t>
+      </w:r>
+      <w:r>
+        <w:rPr>
+          <w:rFonts w:ascii="Times New Roman" w:cs="Times New Roman" w:eastAsia="Times New Roman" w:hAnsi="Times New Roman"/>
+          <w:sz w:val="28"/>
+          <w:szCs w:val="28"/>
+          <w:rtl w:val="0"/>
+        </w:rPr>
+        <w:t xml:space="preserve"> с помощью редактора, а также добавить кнопку </w:t>
       </w:r>
       <w:r>
         <w:rPr>
@@ -1995,7 +2155,7 @@
           <w:szCs w:val="28"/>
           <w:rtl w:val="0"/>
         </w:rPr>
-        <w:t xml:space="preserve"> с краткой справкой по работе с программой и описанием алгоритма Краскала, отображение итогового веса минимального остовного дерева и списка рёбер, вошедших в него, а также завершить интеграцию всех компонентов приложения. После этого будет проведено итоговое тестирование, исправление выявленных ошибок и подготовка пользовательской документации.</w:t>
+        <w:t xml:space="preserve"> с краткой справкой по работе с программой и описанием алгоритма Краскала. После этого будет проведено итоговое тестирование, исправление выявленных ошибок и подготовка пользовательской документации.</w:t>
       </w:r>
     </w:p>
     <w:p>
